--- a/[1]Books/Into the Deep.docx
+++ b/[1]Books/Into the Deep.docx
@@ -84,6 +84,14 @@
           <w:highlight w:val="none"/>
         </w:rPr>
       </w:r>
+      <w:r>
+        <w:rPr>
+          <w:rFonts w:ascii="Calibri" w:hAnsi="Calibri" w:eastAsia="Calibri" w:cs="Calibri"/>
+          <w:sz w:val="24"/>
+          <w:szCs w:val="24"/>
+          <w:highlight w:val="none"/>
+        </w:rPr>
+      </w:r>
     </w:p>
     <w:p>
       <w:pPr>
@@ -114,6 +122,14 @@
           <w:highlight w:val="none"/>
         </w:rPr>
       </w:r>
+      <w:r>
+        <w:rPr>
+          <w:rFonts w:ascii="Calibri" w:hAnsi="Calibri" w:eastAsia="Calibri" w:cs="Calibri"/>
+          <w:sz w:val="24"/>
+          <w:szCs w:val="24"/>
+          <w:highlight w:val="none"/>
+        </w:rPr>
+      </w:r>
     </w:p>
     <w:p>
       <w:pPr>
@@ -144,6 +160,14 @@
           <w:highlight w:val="none"/>
         </w:rPr>
       </w:r>
+      <w:r>
+        <w:rPr>
+          <w:rFonts w:ascii="Calibri" w:hAnsi="Calibri" w:eastAsia="Calibri" w:cs="Calibri"/>
+          <w:sz w:val="24"/>
+          <w:szCs w:val="24"/>
+          <w:highlight w:val="none"/>
+        </w:rPr>
+      </w:r>
     </w:p>
     <w:p>
       <w:pPr>
@@ -174,6 +198,14 @@
           <w:highlight w:val="none"/>
         </w:rPr>
       </w:r>
+      <w:r>
+        <w:rPr>
+          <w:rFonts w:ascii="Calibri" w:hAnsi="Calibri" w:eastAsia="Calibri" w:cs="Calibri"/>
+          <w:sz w:val="24"/>
+          <w:szCs w:val="24"/>
+          <w:highlight w:val="none"/>
+        </w:rPr>
+      </w:r>
     </w:p>
     <w:p>
       <w:pPr>
@@ -195,6 +227,14 @@
           <w:highlight w:val="none"/>
         </w:rPr>
         <w:t xml:space="preserve">Asci: -Damn job is getting on my nerves lately. Did you get your pay, yesterday!?</w:t>
+      </w:r>
+      <w:r>
+        <w:rPr>
+          <w:rFonts w:ascii="Calibri" w:hAnsi="Calibri" w:eastAsia="Calibri" w:cs="Calibri"/>
+          <w:sz w:val="24"/>
+          <w:szCs w:val="24"/>
+          <w:highlight w:val="none"/>
+        </w:rPr>
       </w:r>
       <w:r>
         <w:rPr>
@@ -289,6 +329,14 @@
           <w:highlight w:val="none"/>
         </w:rPr>
       </w:r>
+      <w:r>
+        <w:rPr>
+          <w:rFonts w:ascii="Calibri" w:hAnsi="Calibri" w:eastAsia="Calibri" w:cs="Calibri"/>
+          <w:sz w:val="24"/>
+          <w:szCs w:val="24"/>
+          <w:highlight w:val="none"/>
+        </w:rPr>
+      </w:r>
     </w:p>
     <w:p>
       <w:pPr>
@@ -328,19 +376,6 @@
           <w:highlight w:val="none"/>
         </w:rPr>
       </w:r>
-    </w:p>
-    <w:p>
-      <w:pPr>
-        <w:pBdr/>
-        <w:spacing/>
-        <w:ind/>
-        <w:rPr>
-          <w:rFonts w:ascii="Calibri" w:hAnsi="Calibri" w:eastAsia="Calibri" w:cs="Calibri"/>
-          <w:sz w:val="24"/>
-          <w:szCs w:val="24"/>
-          <w:highlight w:val="none"/>
-        </w:rPr>
-      </w:pPr>
       <w:r>
         <w:rPr>
           <w:rFonts w:ascii="Calibri" w:hAnsi="Calibri" w:eastAsia="Calibri" w:cs="Calibri"/>
@@ -349,6 +384,19 @@
           <w:highlight w:val="none"/>
         </w:rPr>
       </w:r>
+    </w:p>
+    <w:p>
+      <w:pPr>
+        <w:pBdr/>
+        <w:spacing/>
+        <w:ind/>
+        <w:rPr>
+          <w:rFonts w:ascii="Calibri" w:hAnsi="Calibri" w:eastAsia="Calibri" w:cs="Calibri"/>
+          <w:sz w:val="24"/>
+          <w:szCs w:val="24"/>
+          <w:highlight w:val="none"/>
+        </w:rPr>
+      </w:pPr>
       <w:r>
         <w:rPr>
           <w:rFonts w:ascii="Calibri" w:hAnsi="Calibri" w:eastAsia="Calibri" w:cs="Calibri"/>
@@ -383,19 +431,6 @@
           <w:highlight w:val="none"/>
         </w:rPr>
       </w:r>
-    </w:p>
-    <w:p>
-      <w:pPr>
-        <w:pBdr/>
-        <w:spacing/>
-        <w:ind/>
-        <w:rPr>
-          <w:rFonts w:ascii="Calibri" w:hAnsi="Calibri" w:eastAsia="Calibri" w:cs="Calibri"/>
-          <w:sz w:val="24"/>
-          <w:szCs w:val="24"/>
-          <w:highlight w:val="none"/>
-        </w:rPr>
-      </w:pPr>
       <w:r>
         <w:rPr>
           <w:rFonts w:ascii="Calibri" w:hAnsi="Calibri" w:eastAsia="Calibri" w:cs="Calibri"/>
@@ -404,6 +439,19 @@
           <w:highlight w:val="none"/>
         </w:rPr>
       </w:r>
+    </w:p>
+    <w:p>
+      <w:pPr>
+        <w:pBdr/>
+        <w:spacing/>
+        <w:ind/>
+        <w:rPr>
+          <w:rFonts w:ascii="Calibri" w:hAnsi="Calibri" w:eastAsia="Calibri" w:cs="Calibri"/>
+          <w:sz w:val="24"/>
+          <w:szCs w:val="24"/>
+          <w:highlight w:val="none"/>
+        </w:rPr>
+      </w:pPr>
       <w:r>
         <w:rPr>
           <w:rFonts w:ascii="Calibri" w:hAnsi="Calibri" w:eastAsia="Calibri" w:cs="Calibri"/>
@@ -429,6 +477,14 @@
           <w:highlight w:val="none"/>
         </w:rPr>
         <w:t xml:space="preserve">-Yeah, but then again, their life spans are way shorter than ours. At least, the water down here is warm due to all the underwater volcanic vents. It’s easy to rise to the surface, even with a damaged submersible.</w:t>
+      </w:r>
+      <w:r>
+        <w:rPr>
+          <w:rFonts w:ascii="Calibri" w:hAnsi="Calibri" w:eastAsia="Calibri" w:cs="Calibri"/>
+          <w:sz w:val="24"/>
+          <w:szCs w:val="24"/>
+          <w:highlight w:val="none"/>
+        </w:rPr>
       </w:r>
       <w:r>
         <w:rPr>
@@ -494,19 +550,6 @@
           <w:highlight w:val="none"/>
         </w:rPr>
       </w:r>
-    </w:p>
-    <w:p>
-      <w:pPr>
-        <w:pBdr/>
-        <w:spacing/>
-        <w:ind/>
-        <w:rPr>
-          <w:rFonts w:ascii="Calibri" w:hAnsi="Calibri" w:eastAsia="Calibri" w:cs="Calibri"/>
-          <w:sz w:val="24"/>
-          <w:szCs w:val="24"/>
-          <w:highlight w:val="none"/>
-        </w:rPr>
-      </w:pPr>
       <w:r>
         <w:rPr>
           <w:rFonts w:ascii="Calibri" w:hAnsi="Calibri" w:eastAsia="Calibri" w:cs="Calibri"/>
@@ -515,6 +558,19 @@
           <w:highlight w:val="none"/>
         </w:rPr>
       </w:r>
+    </w:p>
+    <w:p>
+      <w:pPr>
+        <w:pBdr/>
+        <w:spacing/>
+        <w:ind/>
+        <w:rPr>
+          <w:rFonts w:ascii="Calibri" w:hAnsi="Calibri" w:eastAsia="Calibri" w:cs="Calibri"/>
+          <w:sz w:val="24"/>
+          <w:szCs w:val="24"/>
+          <w:highlight w:val="none"/>
+        </w:rPr>
+      </w:pPr>
       <w:r>
         <w:rPr>
           <w:rFonts w:ascii="Calibri" w:hAnsi="Calibri" w:eastAsia="Calibri" w:cs="Calibri"/>
@@ -549,6 +605,14 @@
           <w:highlight w:val="none"/>
         </w:rPr>
       </w:r>
+      <w:r>
+        <w:rPr>
+          <w:rFonts w:ascii="Calibri" w:hAnsi="Calibri" w:eastAsia="Calibri" w:cs="Calibri"/>
+          <w:sz w:val="24"/>
+          <w:szCs w:val="24"/>
+          <w:highlight w:val="none"/>
+        </w:rPr>
+      </w:r>
     </w:p>
     <w:p>
       <w:pPr>
@@ -579,6 +643,14 @@
           <w:highlight w:val="none"/>
         </w:rPr>
       </w:r>
+      <w:r>
+        <w:rPr>
+          <w:rFonts w:ascii="Calibri" w:hAnsi="Calibri" w:eastAsia="Calibri" w:cs="Calibri"/>
+          <w:sz w:val="24"/>
+          <w:szCs w:val="24"/>
+          <w:highlight w:val="none"/>
+        </w:rPr>
+      </w:r>
     </w:p>
     <w:p>
       <w:pPr>
@@ -609,19 +681,6 @@
           <w:highlight w:val="none"/>
         </w:rPr>
       </w:r>
-    </w:p>
-    <w:p>
-      <w:pPr>
-        <w:pBdr/>
-        <w:spacing/>
-        <w:ind/>
-        <w:rPr>
-          <w:rFonts w:ascii="Calibri" w:hAnsi="Calibri" w:eastAsia="Calibri" w:cs="Calibri"/>
-          <w:sz w:val="24"/>
-          <w:szCs w:val="24"/>
-          <w:highlight w:val="none"/>
-        </w:rPr>
-      </w:pPr>
       <w:r>
         <w:rPr>
           <w:rFonts w:ascii="Calibri" w:hAnsi="Calibri" w:eastAsia="Calibri" w:cs="Calibri"/>
@@ -630,6 +689,19 @@
           <w:highlight w:val="none"/>
         </w:rPr>
       </w:r>
+    </w:p>
+    <w:p>
+      <w:pPr>
+        <w:pBdr/>
+        <w:spacing/>
+        <w:ind/>
+        <w:rPr>
+          <w:rFonts w:ascii="Calibri" w:hAnsi="Calibri" w:eastAsia="Calibri" w:cs="Calibri"/>
+          <w:sz w:val="24"/>
+          <w:szCs w:val="24"/>
+          <w:highlight w:val="none"/>
+        </w:rPr>
+      </w:pPr>
       <w:r>
         <w:rPr>
           <w:rFonts w:ascii="Calibri" w:hAnsi="Calibri" w:eastAsia="Calibri" w:cs="Calibri"/>
@@ -664,6 +736,14 @@
           <w:highlight w:val="none"/>
         </w:rPr>
       </w:r>
+      <w:r>
+        <w:rPr>
+          <w:rFonts w:ascii="Calibri" w:hAnsi="Calibri" w:eastAsia="Calibri" w:cs="Calibri"/>
+          <w:sz w:val="24"/>
+          <w:szCs w:val="24"/>
+          <w:highlight w:val="none"/>
+        </w:rPr>
+      </w:r>
     </w:p>
     <w:p>
       <w:pPr>
@@ -692,7 +772,15 @@
           <w:szCs w:val="24"/>
           <w:highlight w:val="none"/>
         </w:rPr>
-        <w:t xml:space="preserve">Driff: -Oh gods! Yes, you are right, mate. And the supplies we are bringing will freaking fix that. Stop being such a drama llama already!</w:t>
+        <w:t xml:space="preserve">Driff: -Oh gods! Yes, you are right, mate. But it would take thousands of years to fully engulf the whole oceans. And the supplies we are bringing will freaking fix that. Stop being such a drama llama already!</w:t>
+      </w:r>
+      <w:r>
+        <w:rPr>
+          <w:rFonts w:ascii="Calibri" w:hAnsi="Calibri" w:eastAsia="Calibri" w:cs="Calibri"/>
+          <w:sz w:val="24"/>
+          <w:szCs w:val="24"/>
+          <w:highlight w:val="none"/>
+        </w:rPr>
       </w:r>
       <w:r>
         <w:rPr>
@@ -715,14 +803,6 @@
           <w:highlight w:val="none"/>
         </w:rPr>
       </w:pPr>
-      <w:r>
-        <w:rPr>
-          <w:rFonts w:ascii="Calibri" w:hAnsi="Calibri" w:eastAsia="Calibri" w:cs="Calibri"/>
-          <w:sz w:val="24"/>
-          <w:szCs w:val="24"/>
-          <w:highlight w:val="none"/>
-        </w:rPr>
-      </w:r>
       <w:r>
         <w:rPr>
           <w:rFonts w:ascii="Calibri" w:hAnsi="Calibri" w:eastAsia="Calibri" w:cs="Calibri"/>
@@ -740,7 +820,6 @@
         </w:rPr>
         <w:t xml:space="preserve">Asci: </w:t>
       </w:r>
-      <w:r/>
       <w:r>
         <w:rPr>
           <w:rFonts w:ascii="Calibri" w:hAnsi="Calibri" w:eastAsia="Calibri" w:cs="Calibri"/>
@@ -749,6 +828,14 @@
           <w:highlight w:val="none"/>
         </w:rPr>
         <w:t xml:space="preserve">-Hah, you are so easy to piss off! And you’re telling me to cool off at these depths!</w:t>
+      </w:r>
+      <w:r>
+        <w:rPr>
+          <w:rFonts w:ascii="Calibri" w:hAnsi="Calibri" w:eastAsia="Calibri" w:cs="Calibri"/>
+          <w:sz w:val="24"/>
+          <w:szCs w:val="24"/>
+          <w:highlight w:val="none"/>
+        </w:rPr>
       </w:r>
       <w:r>
         <w:rPr>
@@ -824,6 +911,7 @@
           <w:szCs w:val="24"/>
           <w:highlight w:val="none"/>
         </w:rPr>
+        <w:t xml:space="preserve">Asci: </w:t>
       </w:r>
       <w:r>
         <w:rPr>
@@ -832,9 +920,8 @@
           <w:szCs w:val="24"/>
           <w:highlight w:val="none"/>
         </w:rPr>
-        <w:t xml:space="preserve">Asci: </w:t>
+        <w:t xml:space="preserve">-Ay, ay, skipper!</w:t>
       </w:r>
-      <w:r/>
       <w:r>
         <w:rPr>
           <w:rFonts w:ascii="Calibri" w:hAnsi="Calibri" w:eastAsia="Calibri" w:cs="Calibri"/>
@@ -842,7 +929,6 @@
           <w:szCs w:val="24"/>
           <w:highlight w:val="none"/>
         </w:rPr>
-        <w:t xml:space="preserve">-Ay, ay, skipper!</w:t>
       </w:r>
       <w:r>
         <w:rPr>
@@ -918,17 +1004,8 @@
           <w:szCs w:val="24"/>
           <w:highlight w:val="none"/>
         </w:rPr>
-      </w:r>
-      <w:r>
-        <w:rPr>
-          <w:rFonts w:ascii="Calibri" w:hAnsi="Calibri" w:eastAsia="Calibri" w:cs="Calibri"/>
-          <w:sz w:val="24"/>
-          <w:szCs w:val="24"/>
-          <w:highlight w:val="none"/>
-        </w:rPr>
         <w:t xml:space="preserve">Driff:</w:t>
       </w:r>
-      <w:r/>
       <w:r>
         <w:rPr>
           <w:rFonts w:ascii="Calibri" w:hAnsi="Calibri" w:eastAsia="Calibri" w:cs="Calibri"/>
@@ -946,6 +1023,14 @@
           <w:highlight w:val="none"/>
         </w:rPr>
       </w:r>
+      <w:r>
+        <w:rPr>
+          <w:rFonts w:ascii="Calibri" w:hAnsi="Calibri" w:eastAsia="Calibri" w:cs="Calibri"/>
+          <w:sz w:val="24"/>
+          <w:szCs w:val="24"/>
+          <w:highlight w:val="none"/>
+        </w:rPr>
+      </w:r>
     </w:p>
     <w:p>
       <w:pPr>
@@ -976,19 +1061,6 @@
           <w:highlight w:val="none"/>
         </w:rPr>
       </w:r>
-    </w:p>
-    <w:p>
-      <w:pPr>
-        <w:pBdr/>
-        <w:spacing/>
-        <w:ind/>
-        <w:rPr>
-          <w:rFonts w:ascii="Calibri" w:hAnsi="Calibri" w:eastAsia="Calibri" w:cs="Calibri"/>
-          <w:sz w:val="24"/>
-          <w:szCs w:val="24"/>
-          <w:highlight w:val="none"/>
-        </w:rPr>
-      </w:pPr>
       <w:r>
         <w:rPr>
           <w:rFonts w:ascii="Calibri" w:hAnsi="Calibri" w:eastAsia="Calibri" w:cs="Calibri"/>
@@ -997,6 +1069,19 @@
           <w:highlight w:val="none"/>
         </w:rPr>
       </w:r>
+    </w:p>
+    <w:p>
+      <w:pPr>
+        <w:pBdr/>
+        <w:spacing/>
+        <w:ind/>
+        <w:rPr>
+          <w:rFonts w:ascii="Calibri" w:hAnsi="Calibri" w:eastAsia="Calibri" w:cs="Calibri"/>
+          <w:sz w:val="24"/>
+          <w:szCs w:val="24"/>
+          <w:highlight w:val="none"/>
+        </w:rPr>
+      </w:pPr>
       <w:r>
         <w:rPr>
           <w:rFonts w:ascii="Calibri" w:hAnsi="Calibri" w:eastAsia="Calibri" w:cs="Calibri"/>
@@ -1031,6 +1116,14 @@
           <w:highlight w:val="none"/>
         </w:rPr>
       </w:r>
+      <w:r>
+        <w:rPr>
+          <w:rFonts w:ascii="Calibri" w:hAnsi="Calibri" w:eastAsia="Calibri" w:cs="Calibri"/>
+          <w:sz w:val="24"/>
+          <w:szCs w:val="24"/>
+          <w:highlight w:val="none"/>
+        </w:rPr>
+      </w:r>
     </w:p>
     <w:p>
       <w:pPr>
@@ -1061,19 +1154,6 @@
           <w:highlight w:val="none"/>
         </w:rPr>
       </w:r>
-    </w:p>
-    <w:p>
-      <w:pPr>
-        <w:pBdr/>
-        <w:spacing/>
-        <w:ind/>
-        <w:rPr>
-          <w:rFonts w:ascii="Calibri" w:hAnsi="Calibri" w:eastAsia="Calibri" w:cs="Calibri"/>
-          <w:sz w:val="24"/>
-          <w:szCs w:val="24"/>
-          <w:highlight w:val="none"/>
-        </w:rPr>
-      </w:pPr>
       <w:r>
         <w:rPr>
           <w:rFonts w:ascii="Calibri" w:hAnsi="Calibri" w:eastAsia="Calibri" w:cs="Calibri"/>
@@ -1082,6 +1162,19 @@
           <w:highlight w:val="none"/>
         </w:rPr>
       </w:r>
+    </w:p>
+    <w:p>
+      <w:pPr>
+        <w:pBdr/>
+        <w:spacing/>
+        <w:ind/>
+        <w:rPr>
+          <w:rFonts w:ascii="Calibri" w:hAnsi="Calibri" w:eastAsia="Calibri" w:cs="Calibri"/>
+          <w:sz w:val="24"/>
+          <w:szCs w:val="24"/>
+          <w:highlight w:val="none"/>
+        </w:rPr>
+      </w:pPr>
       <w:r>
         <w:rPr>
           <w:rFonts w:ascii="Calibri" w:hAnsi="Calibri" w:eastAsia="Calibri" w:cs="Calibri"/>
@@ -1143,19 +1236,6 @@
           <w:highlight w:val="none"/>
         </w:rPr>
       </w:r>
-    </w:p>
-    <w:p>
-      <w:pPr>
-        <w:pBdr/>
-        <w:spacing/>
-        <w:ind/>
-        <w:rPr>
-          <w:rFonts w:ascii="Calibri" w:hAnsi="Calibri" w:eastAsia="Calibri" w:cs="Calibri"/>
-          <w:sz w:val="24"/>
-          <w:szCs w:val="24"/>
-          <w:highlight w:val="none"/>
-        </w:rPr>
-      </w:pPr>
       <w:r>
         <w:rPr>
           <w:rFonts w:ascii="Calibri" w:hAnsi="Calibri" w:eastAsia="Calibri" w:cs="Calibri"/>
@@ -1164,6 +1244,19 @@
           <w:highlight w:val="none"/>
         </w:rPr>
       </w:r>
+    </w:p>
+    <w:p>
+      <w:pPr>
+        <w:pBdr/>
+        <w:spacing/>
+        <w:ind/>
+        <w:rPr>
+          <w:rFonts w:ascii="Calibri" w:hAnsi="Calibri" w:eastAsia="Calibri" w:cs="Calibri"/>
+          <w:sz w:val="24"/>
+          <w:szCs w:val="24"/>
+          <w:highlight w:val="none"/>
+        </w:rPr>
+      </w:pPr>
       <w:r>
         <w:rPr>
           <w:rFonts w:ascii="Calibri" w:hAnsi="Calibri" w:eastAsia="Calibri" w:cs="Calibri"/>
@@ -1198,19 +1291,6 @@
           <w:highlight w:val="none"/>
         </w:rPr>
       </w:r>
-    </w:p>
-    <w:p>
-      <w:pPr>
-        <w:pBdr/>
-        <w:spacing/>
-        <w:ind/>
-        <w:rPr>
-          <w:rFonts w:ascii="Calibri" w:hAnsi="Calibri" w:eastAsia="Calibri" w:cs="Calibri"/>
-          <w:sz w:val="24"/>
-          <w:szCs w:val="24"/>
-          <w:highlight w:val="none"/>
-        </w:rPr>
-      </w:pPr>
       <w:r>
         <w:rPr>
           <w:rFonts w:ascii="Calibri" w:hAnsi="Calibri" w:eastAsia="Calibri" w:cs="Calibri"/>
@@ -1219,6 +1299,19 @@
           <w:highlight w:val="none"/>
         </w:rPr>
       </w:r>
+    </w:p>
+    <w:p>
+      <w:pPr>
+        <w:pBdr/>
+        <w:spacing/>
+        <w:ind/>
+        <w:rPr>
+          <w:rFonts w:ascii="Calibri" w:hAnsi="Calibri" w:eastAsia="Calibri" w:cs="Calibri"/>
+          <w:sz w:val="24"/>
+          <w:szCs w:val="24"/>
+          <w:highlight w:val="none"/>
+        </w:rPr>
+      </w:pPr>
       <w:r>
         <w:rPr>
           <w:rFonts w:ascii="Calibri" w:hAnsi="Calibri" w:eastAsia="Calibri" w:cs="Calibri"/>
@@ -1262,19 +1355,6 @@
           <w:highlight w:val="none"/>
         </w:rPr>
       </w:r>
-    </w:p>
-    <w:p>
-      <w:pPr>
-        <w:pBdr/>
-        <w:spacing/>
-        <w:ind/>
-        <w:rPr>
-          <w:rFonts w:ascii="Calibri" w:hAnsi="Calibri" w:eastAsia="Calibri" w:cs="Calibri"/>
-          <w:sz w:val="24"/>
-          <w:szCs w:val="24"/>
-          <w:highlight w:val="none"/>
-        </w:rPr>
-      </w:pPr>
       <w:r>
         <w:rPr>
           <w:rFonts w:ascii="Calibri" w:hAnsi="Calibri" w:eastAsia="Calibri" w:cs="Calibri"/>
@@ -1283,6 +1363,19 @@
           <w:highlight w:val="none"/>
         </w:rPr>
       </w:r>
+    </w:p>
+    <w:p>
+      <w:pPr>
+        <w:pBdr/>
+        <w:spacing/>
+        <w:ind/>
+        <w:rPr>
+          <w:rFonts w:ascii="Calibri" w:hAnsi="Calibri" w:eastAsia="Calibri" w:cs="Calibri"/>
+          <w:sz w:val="24"/>
+          <w:szCs w:val="24"/>
+          <w:highlight w:val="none"/>
+        </w:rPr>
+      </w:pPr>
       <w:r>
         <w:rPr>
           <w:rFonts w:ascii="Calibri" w:hAnsi="Calibri" w:eastAsia="Calibri" w:cs="Calibri"/>
@@ -1309,7 +1402,6 @@
         </w:rPr>
         <w:t xml:space="preserve"> </w:t>
       </w:r>
-      <w:r/>
       <w:r>
         <w:rPr>
           <w:rFonts w:ascii="Calibri" w:hAnsi="Calibri" w:eastAsia="Calibri" w:cs="Calibri"/>
@@ -1327,6 +1419,14 @@
           <w:highlight w:val="none"/>
         </w:rPr>
       </w:r>
+      <w:r>
+        <w:rPr>
+          <w:rFonts w:ascii="Calibri" w:hAnsi="Calibri" w:eastAsia="Calibri" w:cs="Calibri"/>
+          <w:sz w:val="24"/>
+          <w:szCs w:val="24"/>
+          <w:highlight w:val="none"/>
+        </w:rPr>
+      </w:r>
     </w:p>
     <w:p>
       <w:pPr>
@@ -1357,19 +1457,6 @@
           <w:highlight w:val="none"/>
         </w:rPr>
       </w:r>
-    </w:p>
-    <w:p>
-      <w:pPr>
-        <w:pBdr/>
-        <w:spacing/>
-        <w:ind/>
-        <w:rPr>
-          <w:rFonts w:ascii="Calibri" w:hAnsi="Calibri" w:eastAsia="Calibri" w:cs="Calibri"/>
-          <w:sz w:val="24"/>
-          <w:szCs w:val="24"/>
-          <w:highlight w:val="none"/>
-        </w:rPr>
-      </w:pPr>
       <w:r>
         <w:rPr>
           <w:rFonts w:ascii="Calibri" w:hAnsi="Calibri" w:eastAsia="Calibri" w:cs="Calibri"/>
@@ -1378,6 +1465,19 @@
           <w:highlight w:val="none"/>
         </w:rPr>
       </w:r>
+    </w:p>
+    <w:p>
+      <w:pPr>
+        <w:pBdr/>
+        <w:spacing/>
+        <w:ind/>
+        <w:rPr>
+          <w:rFonts w:ascii="Calibri" w:hAnsi="Calibri" w:eastAsia="Calibri" w:cs="Calibri"/>
+          <w:sz w:val="24"/>
+          <w:szCs w:val="24"/>
+          <w:highlight w:val="none"/>
+        </w:rPr>
+      </w:pPr>
       <w:r>
         <w:rPr>
           <w:rFonts w:ascii="Calibri" w:hAnsi="Calibri" w:eastAsia="Calibri" w:cs="Calibri"/>
@@ -1421,19 +1521,6 @@
           <w:highlight w:val="none"/>
         </w:rPr>
       </w:r>
-    </w:p>
-    <w:p>
-      <w:pPr>
-        <w:pBdr/>
-        <w:spacing/>
-        <w:ind/>
-        <w:rPr>
-          <w:rFonts w:ascii="Calibri" w:hAnsi="Calibri" w:eastAsia="Calibri" w:cs="Calibri"/>
-          <w:sz w:val="24"/>
-          <w:szCs w:val="24"/>
-          <w:highlight w:val="none"/>
-        </w:rPr>
-      </w:pPr>
       <w:r>
         <w:rPr>
           <w:rFonts w:ascii="Calibri" w:hAnsi="Calibri" w:eastAsia="Calibri" w:cs="Calibri"/>
@@ -1442,6 +1529,19 @@
           <w:highlight w:val="none"/>
         </w:rPr>
       </w:r>
+    </w:p>
+    <w:p>
+      <w:pPr>
+        <w:pBdr/>
+        <w:spacing/>
+        <w:ind/>
+        <w:rPr>
+          <w:rFonts w:ascii="Calibri" w:hAnsi="Calibri" w:eastAsia="Calibri" w:cs="Calibri"/>
+          <w:sz w:val="24"/>
+          <w:szCs w:val="24"/>
+          <w:highlight w:val="none"/>
+        </w:rPr>
+      </w:pPr>
       <w:r>
         <w:rPr>
           <w:rFonts w:ascii="Calibri" w:hAnsi="Calibri" w:eastAsia="Calibri" w:cs="Calibri"/>
@@ -1485,6 +1585,14 @@
           <w:highlight w:val="none"/>
         </w:rPr>
       </w:r>
+      <w:r>
+        <w:rPr>
+          <w:rFonts w:ascii="Calibri" w:hAnsi="Calibri" w:eastAsia="Calibri" w:cs="Calibri"/>
+          <w:sz w:val="24"/>
+          <w:szCs w:val="24"/>
+          <w:highlight w:val="none"/>
+        </w:rPr>
+      </w:r>
     </w:p>
     <w:p>
       <w:pPr>
@@ -1553,6 +1661,14 @@
           <w:highlight w:val="none"/>
         </w:rPr>
       </w:r>
+      <w:r>
+        <w:rPr>
+          <w:rFonts w:ascii="Calibri" w:hAnsi="Calibri" w:eastAsia="Calibri" w:cs="Calibri"/>
+          <w:sz w:val="24"/>
+          <w:szCs w:val="24"/>
+          <w:highlight w:val="none"/>
+        </w:rPr>
+      </w:r>
     </w:p>
     <w:p>
       <w:pPr>
@@ -1583,6 +1699,14 @@
           <w:highlight w:val="none"/>
         </w:rPr>
       </w:r>
+      <w:r>
+        <w:rPr>
+          <w:rFonts w:ascii="Calibri" w:hAnsi="Calibri" w:eastAsia="Calibri" w:cs="Calibri"/>
+          <w:sz w:val="24"/>
+          <w:szCs w:val="24"/>
+          <w:highlight w:val="none"/>
+        </w:rPr>
+      </w:r>
     </w:p>
     <w:p>
       <w:pPr>
@@ -1613,6 +1737,14 @@
           <w:highlight w:val="none"/>
         </w:rPr>
       </w:r>
+      <w:r>
+        <w:rPr>
+          <w:rFonts w:ascii="Calibri" w:hAnsi="Calibri" w:eastAsia="Calibri" w:cs="Calibri"/>
+          <w:sz w:val="24"/>
+          <w:szCs w:val="24"/>
+          <w:highlight w:val="none"/>
+        </w:rPr>
+      </w:r>
     </w:p>
     <w:p>
       <w:pPr>
@@ -1643,19 +1775,6 @@
           <w:highlight w:val="none"/>
         </w:rPr>
       </w:r>
-    </w:p>
-    <w:p>
-      <w:pPr>
-        <w:pBdr/>
-        <w:spacing/>
-        <w:ind/>
-        <w:rPr>
-          <w:rFonts w:ascii="Calibri" w:hAnsi="Calibri" w:eastAsia="Calibri" w:cs="Calibri"/>
-          <w:sz w:val="24"/>
-          <w:szCs w:val="24"/>
-          <w:highlight w:val="none"/>
-        </w:rPr>
-      </w:pPr>
       <w:r>
         <w:rPr>
           <w:rFonts w:ascii="Calibri" w:hAnsi="Calibri" w:eastAsia="Calibri" w:cs="Calibri"/>
@@ -1664,6 +1783,19 @@
           <w:highlight w:val="none"/>
         </w:rPr>
       </w:r>
+    </w:p>
+    <w:p>
+      <w:pPr>
+        <w:pBdr/>
+        <w:spacing/>
+        <w:ind/>
+        <w:rPr>
+          <w:rFonts w:ascii="Calibri" w:hAnsi="Calibri" w:eastAsia="Calibri" w:cs="Calibri"/>
+          <w:sz w:val="24"/>
+          <w:szCs w:val="24"/>
+          <w:highlight w:val="none"/>
+        </w:rPr>
+      </w:pPr>
       <w:r>
         <w:rPr>
           <w:rFonts w:ascii="Calibri" w:hAnsi="Calibri" w:eastAsia="Calibri" w:cs="Calibri"/>
@@ -1699,7 +1831,6 @@
         </w:rPr>
         <w:t xml:space="preserve">Asci!</w:t>
       </w:r>
-      <w:r/>
       <w:r>
         <w:rPr>
           <w:rFonts w:ascii="Calibri" w:hAnsi="Calibri" w:eastAsia="Calibri" w:cs="Calibri"/>
@@ -1717,6 +1848,14 @@
           <w:highlight w:val="none"/>
         </w:rPr>
       </w:r>
+      <w:r>
+        <w:rPr>
+          <w:rFonts w:ascii="Calibri" w:hAnsi="Calibri" w:eastAsia="Calibri" w:cs="Calibri"/>
+          <w:sz w:val="24"/>
+          <w:szCs w:val="24"/>
+          <w:highlight w:val="none"/>
+        </w:rPr>
+      </w:r>
     </w:p>
     <w:p>
       <w:pPr>
@@ -1747,6 +1886,14 @@
           <w:highlight w:val="none"/>
         </w:rPr>
       </w:r>
+      <w:r>
+        <w:rPr>
+          <w:rFonts w:ascii="Calibri" w:hAnsi="Calibri" w:eastAsia="Calibri" w:cs="Calibri"/>
+          <w:sz w:val="24"/>
+          <w:szCs w:val="24"/>
+          <w:highlight w:val="none"/>
+        </w:rPr>
+      </w:r>
     </w:p>
     <w:p>
       <w:pPr>
@@ -1768,6 +1915,14 @@
           <w:highlight w:val="none"/>
         </w:rPr>
         <w:t xml:space="preserve">Driff: -Beliar’s ass! </w:t>
+      </w:r>
+      <w:r>
+        <w:rPr>
+          <w:rFonts w:ascii="Calibri" w:hAnsi="Calibri" w:eastAsia="Calibri" w:cs="Calibri"/>
+          <w:sz w:val="24"/>
+          <w:szCs w:val="24"/>
+          <w:highlight w:val="none"/>
+        </w:rPr>
       </w:r>
       <w:r>
         <w:rPr>
@@ -1845,7 +2000,6 @@
         </w:rPr>
         <w:t xml:space="preserve">Driff:</w:t>
       </w:r>
-      <w:r/>
       <w:r>
         <w:rPr>
           <w:rFonts w:ascii="Calibri" w:hAnsi="Calibri" w:eastAsia="Calibri" w:cs="Calibri"/>
@@ -1882,7 +2036,14 @@
         </w:rPr>
         <w:t xml:space="preserve">escape via the back-pod. Driff, out!</w:t>
       </w:r>
-      <w:r/>
+      <w:r>
+        <w:rPr>
+          <w:rFonts w:ascii="Calibri" w:hAnsi="Calibri" w:eastAsia="Calibri" w:cs="Calibri"/>
+          <w:sz w:val="24"/>
+          <w:szCs w:val="24"/>
+          <w:highlight w:val="none"/>
+        </w:rPr>
+      </w:r>
     </w:p>
     <w:p>
       <w:pPr>
